--- a/기획서(초안).docx
+++ b/기획서(초안).docx
@@ -336,7 +336,25 @@
               </w:rPr>
             </w:pPr>
             <w:r>
-              <w:t>또한 GitLab을 활용한 형상 관리와 Merge Request(MR) 기반의 협업 과정을 경험한다.</w:t>
+              <w:t>또한 Git</w:t>
+            </w:r>
+            <w:r>
+              <w:rPr>
+                <w:rFonts w:hint="eastAsia"/>
+              </w:rPr>
+              <w:t>Hub</w:t>
+            </w:r>
+            <w:r>
+              <w:t>을 활용한 형상</w:t>
+            </w:r>
+            <w:r>
+              <w:rPr>
+                <w:rFonts w:hint="eastAsia"/>
+              </w:rPr>
+              <w:t xml:space="preserve"> 관리 </w:t>
+            </w:r>
+            <w:r>
+              <w:t>기반의 협업 과정을 경험한다.</w:t>
             </w:r>
           </w:p>
         </w:tc>
@@ -374,7 +392,6 @@
           <w:tcPr>
             <w:tcW w:w="9016" w:type="dxa"/>
           </w:tcPr>
-          <w:p/>
           <w:p>
             <w:r>
               <w:t>VS 담당 — 애플리케이션 개발</w:t>
@@ -430,13 +447,17 @@
                 <w:ilvl w:val="0"/>
                 <w:numId w:val="1"/>
               </w:numPr>
-              <w:rPr>
-                <w:rFonts w:hint="eastAsia"/>
-              </w:rPr>
             </w:pPr>
             <w:r>
               <w:t>데이터 삭제(DELETE)</w:t>
             </w:r>
+          </w:p>
+          <w:p>
+            <w:pPr>
+              <w:rPr>
+                <w:rFonts w:hint="eastAsia"/>
+              </w:rPr>
+            </w:pPr>
           </w:p>
           <w:p>
             <w:r>
@@ -482,13 +503,17 @@
                 <w:ilvl w:val="0"/>
                 <w:numId w:val="2"/>
               </w:numPr>
-              <w:rPr>
-                <w:rFonts w:hint="eastAsia"/>
-              </w:rPr>
             </w:pPr>
             <w:r>
               <w:t>조회 결과를 HDMI 모니터에 출력</w:t>
             </w:r>
+          </w:p>
+          <w:p>
+            <w:pPr>
+              <w:rPr>
+                <w:rFonts w:hint="eastAsia"/>
+              </w:rPr>
+            </w:pPr>
           </w:p>
           <w:p>
             <w:r>
@@ -537,14 +562,18 @@
               </w:rPr>
               <w:t xml:space="preserve"> 자신의 </w:t>
             </w:r>
-            <w:proofErr w:type="spellStart"/>
-            <w:r>
-              <w:rPr>
-                <w:rFonts w:hint="eastAsia"/>
-              </w:rPr>
-              <w:t>브랜치를</w:t>
-            </w:r>
-            <w:proofErr w:type="spellEnd"/>
+            <w:r>
+              <w:rPr>
+                <w:rFonts w:hint="eastAsia"/>
+              </w:rPr>
+              <w:t>Branches</w:t>
+            </w:r>
+            <w:r>
+              <w:rPr>
+                <w:rFonts w:hint="eastAsia"/>
+              </w:rPr>
+              <w:t>를</w:t>
+            </w:r>
             <w:r>
               <w:t xml:space="preserve"> 생성</w:t>
             </w:r>
@@ -569,17 +598,13 @@
                 <w:ilvl w:val="0"/>
                 <w:numId w:val="3"/>
               </w:numPr>
+              <w:rPr>
+                <w:rFonts w:hint="eastAsia"/>
+              </w:rPr>
             </w:pPr>
             <w:r>
               <w:t>1차 구현 완료 후 담당 업무를 교차하여 추가 구현</w:t>
             </w:r>
-          </w:p>
-          <w:p>
-            <w:pPr>
-              <w:rPr>
-                <w:rFonts w:hint="eastAsia"/>
-              </w:rPr>
-            </w:pPr>
           </w:p>
         </w:tc>
       </w:tr>
@@ -667,13 +692,23 @@
               <w:t xml:space="preserve">4. </w:t>
             </w:r>
             <w:r>
-              <w:t xml:space="preserve">Git 및 GitLab을 활용한 </w:t>
-            </w:r>
-            <w:proofErr w:type="spellStart"/>
-            <w:r>
-              <w:t>브랜치</w:t>
-            </w:r>
-            <w:proofErr w:type="spellEnd"/>
+              <w:t>Git</w:t>
+            </w:r>
+            <w:r>
+              <w:rPr>
+                <w:rFonts w:hint="eastAsia"/>
+              </w:rPr>
+              <w:t>Hub</w:t>
+            </w:r>
+            <w:r>
+              <w:t xml:space="preserve">을 활용한 </w:t>
+            </w:r>
+            <w:r>
+              <w:rPr>
+                <w:rFonts w:hint="eastAsia"/>
+              </w:rPr>
+              <w:t>Branches</w:t>
+            </w:r>
             <w:r>
               <w:t xml:space="preserve"> 관리와 코드 병합 과정 학습</w:t>
             </w:r>
@@ -1125,6 +1160,13 @@
                 <w:rFonts w:hint="eastAsia"/>
               </w:rPr>
             </w:pPr>
+          </w:p>
+          <w:p>
+            <w:pPr>
+              <w:rPr>
+                <w:rFonts w:hint="eastAsia"/>
+              </w:rPr>
+            </w:pPr>
             <w:r>
               <w:rPr>
                 <w:rFonts w:hint="eastAsia"/>
@@ -1132,7 +1174,13 @@
               <w:t>DB 담당</w:t>
             </w:r>
           </w:p>
-          <w:p/>
+          <w:p>
+            <w:pPr>
+              <w:rPr>
+                <w:rFonts w:hint="eastAsia"/>
+              </w:rPr>
+            </w:pPr>
+          </w:p>
           <w:tbl>
             <w:tblPr>
               <w:tblStyle w:val="aa"/>
@@ -1470,44 +1518,6 @@
                     </w:rPr>
                     <w:t>테스트 결과</w:t>
                   </w:r>
-                </w:p>
-              </w:tc>
-            </w:tr>
-            <w:tr>
-              <w:tc>
-                <w:tcPr>
-                  <w:tcW w:w="1586" w:type="dxa"/>
-                </w:tcPr>
-                <w:p>
-                  <w:pPr>
-                    <w:rPr>
-                      <w:rFonts w:hint="eastAsia"/>
-                    </w:rPr>
-                  </w:pPr>
-                </w:p>
-              </w:tc>
-              <w:tc>
-                <w:tcPr>
-                  <w:tcW w:w="3544" w:type="dxa"/>
-                </w:tcPr>
-                <w:p>
-                  <w:pPr>
-                    <w:rPr>
-                      <w:rFonts w:hint="eastAsia"/>
-                    </w:rPr>
-                  </w:pPr>
-                </w:p>
-              </w:tc>
-              <w:tc>
-                <w:tcPr>
-                  <w:tcW w:w="3660" w:type="dxa"/>
-                </w:tcPr>
-                <w:p>
-                  <w:pPr>
-                    <w:rPr>
-                      <w:rFonts w:hint="eastAsia"/>
-                    </w:rPr>
-                  </w:pPr>
                 </w:p>
               </w:tc>
             </w:tr>
@@ -1794,21 +1804,39 @@
               <w:rPr>
                 <w:rFonts w:hint="eastAsia"/>
               </w:rPr>
-              <w:t xml:space="preserve">1. 각 개발자는 자신의 작업용 Feature </w:t>
-            </w:r>
-            <w:proofErr w:type="spellStart"/>
-            <w:r>
-              <w:rPr>
-                <w:rFonts w:hint="eastAsia"/>
-              </w:rPr>
-              <w:t>브랜치를</w:t>
-            </w:r>
-            <w:proofErr w:type="spellEnd"/>
-            <w:r>
-              <w:rPr>
-                <w:rFonts w:hint="eastAsia"/>
-              </w:rPr>
-              <w:t xml:space="preserve"> 생성한다.</w:t>
+              <w:t>1. 각 개발자는 Feature</w:t>
+            </w:r>
+            <w:r>
+              <w:rPr>
+                <w:rFonts w:hint="eastAsia"/>
+              </w:rPr>
+              <w:t>/</w:t>
+            </w:r>
+            <w:proofErr w:type="gramStart"/>
+            <w:r>
+              <w:rPr>
+                <w:rFonts w:hint="eastAsia"/>
+              </w:rPr>
+              <w:t>* 에</w:t>
+            </w:r>
+            <w:proofErr w:type="gramEnd"/>
+            <w:r>
+              <w:rPr>
+                <w:rFonts w:hint="eastAsia"/>
+              </w:rPr>
+              <w:t xml:space="preserve"> </w:t>
+            </w:r>
+            <w:r>
+              <w:rPr>
+                <w:rFonts w:hint="eastAsia"/>
+              </w:rPr>
+              <w:t>자신의 작업용 Branches</w:t>
+            </w:r>
+            <w:r>
+              <w:rPr>
+                <w:rFonts w:hint="eastAsia"/>
+              </w:rPr>
+              <w:t>를 생성한다.</w:t>
             </w:r>
           </w:p>
           <w:p>
@@ -1916,14 +1944,12 @@
               </w:rPr>
               <w:t xml:space="preserve">GitHub에 자신의 작업용 </w:t>
             </w:r>
-            <w:proofErr w:type="spellStart"/>
-            <w:r>
-              <w:rPr>
-                <w:rFonts w:hint="eastAsia"/>
-              </w:rPr>
-              <w:t>브랜치</w:t>
-            </w:r>
-            <w:proofErr w:type="spellEnd"/>
+            <w:r>
+              <w:rPr>
+                <w:rFonts w:hint="eastAsia"/>
+              </w:rPr>
+              <w:t>Branches</w:t>
+            </w:r>
           </w:p>
           <w:p>
             <w:pPr>

--- a/기획서(초안).docx
+++ b/기획서(초안).docx
@@ -342,7 +342,7 @@
               <w:rPr>
                 <w:rFonts w:hint="eastAsia"/>
               </w:rPr>
-              <w:t>Hub</w:t>
+              <w:t>Lab</w:t>
             </w:r>
             <w:r>
               <w:t>을 활용한 형상</w:t>
@@ -589,7 +589,16 @@
               </w:rPr>
             </w:pPr>
             <w:r>
-              <w:t>Git을 이용한 소스 코드 관리</w:t>
+              <w:t>Git</w:t>
+            </w:r>
+            <w:r>
+              <w:rPr>
+                <w:rFonts w:hint="eastAsia"/>
+              </w:rPr>
+              <w:t>Lab</w:t>
+            </w:r>
+            <w:r>
+              <w:t>을 이용한 소스 코드 관리</w:t>
             </w:r>
           </w:p>
           <w:p>
@@ -698,7 +707,7 @@
               <w:rPr>
                 <w:rFonts w:hint="eastAsia"/>
               </w:rPr>
-              <w:t>Hub</w:t>
+              <w:t>Lab</w:t>
             </w:r>
             <w:r>
               <w:t xml:space="preserve">을 활용한 </w:t>
@@ -1942,7 +1951,19 @@
               <w:rPr>
                 <w:rFonts w:hint="eastAsia"/>
               </w:rPr>
-              <w:t xml:space="preserve">GitHub에 자신의 작업용 </w:t>
+              <w:t>Git</w:t>
+            </w:r>
+            <w:r>
+              <w:rPr>
+                <w:rFonts w:hint="eastAsia"/>
+              </w:rPr>
+              <w:t>Lab</w:t>
+            </w:r>
+            <w:r>
+              <w:rPr>
+                <w:rFonts w:hint="eastAsia"/>
+              </w:rPr>
+              <w:t xml:space="preserve">에 자신의 작업용 </w:t>
             </w:r>
             <w:r>
               <w:rPr>
